--- a/files/osir/OSIR_2026-10-04.docx
+++ b/files/osir/OSIR_2026-10-04.docx
@@ -128,7 +128,7 @@
               <w:rPr>
                 <w:sz w:val="19"/>
               </w:rPr>
-              <w:t>OSIR-20261004 (SAMPLE EDITION)</w:t>
+              <w:t>OSIR-20261004</w:t>
             </w:r>
           </w:p>
         </w:tc>

--- a/files/osir/OSIR_2026-10-04.docx
+++ b/files/osir/OSIR_2026-10-04.docx
@@ -252,7 +252,7 @@
               <w:rPr>
                 <w:sz w:val="19"/>
               </w:rPr>
-              <w:t>DRS</w:t>
+              <w:t>Digital Recon Solutions</w:t>
             </w:r>
           </w:p>
         </w:tc>
